--- a/zht/docx/29.content.docx
+++ b/zht/docx/29.content.docx
@@ -9584,18 +9584,12 @@
         </w:rPr>
         <w:t>看看你在</w:t>
       </w:r>
-      <w:hyperlink r:id="rId13">
-        <w:r>
-          <w:rPr>
-            <w:lang w:val="zh_TW" w:bidi="zh_TW"/>
-          </w:rPr>
-          <w:rPr>
-            <w:color w:val="0000EE"/>
-            <w:u w:val="single"/>
-          </w:rPr>
-          <w:t>一章19節</w:t>
-        </w:r>
-      </w:hyperlink>
+      <w:r>
+        <w:rPr>
+          <w:lang w:val="zh_TW" w:bidi="zh_TW"/>
+        </w:rPr>
+        <w:t>一章19節</w:t>
+      </w:r>
       <w:r>
         <w:rPr>
           <w:lang w:val="zh_TW" w:bidi="zh_TW"/>
@@ -10252,18 +10246,12 @@
         </w:rPr>
         <w:t>看看你在</w:t>
       </w:r>
-      <w:hyperlink r:id="rId14">
-        <w:r>
-          <w:rPr>
-            <w:lang w:val="zh_TW" w:bidi="zh_TW"/>
-          </w:rPr>
-          <w:rPr>
-            <w:color w:val="0000EE"/>
-            <w:u w:val="single"/>
-          </w:rPr>
-          <w:t>一章15節</w:t>
-        </w:r>
-      </w:hyperlink>
+      <w:r>
+        <w:rPr>
+          <w:lang w:val="zh_TW" w:bidi="zh_TW"/>
+        </w:rPr>
+        <w:t>一章15節</w:t>
+      </w:r>
       <w:r>
         <w:rPr>
           <w:lang w:val="zh_TW" w:bidi="zh_TW"/>
@@ -15683,18 +15671,12 @@
         </w:rPr>
         <w:t>看看你在</w:t>
       </w:r>
-      <w:hyperlink r:id="rId14">
-        <w:r>
-          <w:rPr>
-            <w:lang w:val="zh_TW" w:bidi="zh_TW"/>
-          </w:rPr>
-          <w:rPr>
-            <w:color w:val="0000EE"/>
-            <w:u w:val="single"/>
-          </w:rPr>
-          <w:t>一章15節</w:t>
-        </w:r>
-      </w:hyperlink>
+      <w:r>
+        <w:rPr>
+          <w:lang w:val="zh_TW" w:bidi="zh_TW"/>
+        </w:rPr>
+        <w:t>一章15節</w:t>
+      </w:r>
       <w:r>
         <w:rPr>
           <w:lang w:val="zh_TW" w:bidi="zh_TW"/>
@@ -24188,18 +24170,12 @@
         </w:rPr>
         <w:t>看看你在</w:t>
       </w:r>
-      <w:hyperlink r:id="rId15">
-        <w:r>
-          <w:rPr>
-            <w:lang w:val="zh_TW" w:bidi="zh_TW"/>
-          </w:rPr>
-          <w:rPr>
-            <w:color w:val="0000EE"/>
-            <w:u w:val="single"/>
-          </w:rPr>
-          <w:t>二章28節</w:t>
-        </w:r>
-      </w:hyperlink>
+      <w:r>
+        <w:rPr>
+          <w:lang w:val="zh_TW" w:bidi="zh_TW"/>
+        </w:rPr>
+        <w:t>二章28節</w:t>
+      </w:r>
       <w:r>
         <w:rPr>
           <w:lang w:val="zh_TW" w:bidi="zh_TW"/>
@@ -24925,18 +24901,12 @@
         </w:rPr>
         <w:t>看看在</w:t>
       </w:r>
-      <w:hyperlink r:id="rId14">
-        <w:r>
-          <w:rPr>
-            <w:lang w:val="zh_TW" w:bidi="zh_TW"/>
-          </w:rPr>
-          <w:rPr>
-            <w:color w:val="0000EE"/>
-            <w:u w:val="single"/>
-          </w:rPr>
-          <w:t>一章15節</w:t>
-        </w:r>
-      </w:hyperlink>
+      <w:r>
+        <w:rPr>
+          <w:lang w:val="zh_TW" w:bidi="zh_TW"/>
+        </w:rPr>
+        <w:t>一章15節</w:t>
+      </w:r>
       <w:r>
         <w:rPr>
           <w:lang w:val="zh_TW" w:bidi="zh_TW"/>
@@ -27862,18 +27832,12 @@
         </w:rPr>
         <w:t>看看你如何翻譯</w:t>
       </w:r>
-      <w:hyperlink r:id="rId16">
-        <w:r>
-          <w:rPr>
-            <w:lang w:val="zh_TW" w:bidi="zh_TW"/>
-          </w:rPr>
-          <w:rPr>
-            <w:color w:val="0000EE"/>
-            <w:u w:val="single"/>
-          </w:rPr>
-          <w:t>二章23節</w:t>
-        </w:r>
-      </w:hyperlink>
+      <w:r>
+        <w:rPr>
+          <w:lang w:val="zh_TW" w:bidi="zh_TW"/>
+        </w:rPr>
+        <w:t>二章23節</w:t>
+      </w:r>
       <w:r>
         <w:rPr>
           <w:lang w:val="zh_TW" w:bidi="zh_TW"/>
@@ -28342,18 +28306,12 @@
         </w:rPr>
         <w:t>同</w:t>
       </w:r>
-      <w:hyperlink r:id="rId17">
-        <w:r>
-          <w:rPr>
-            <w:lang w:val="zh_TW" w:bidi="zh_TW"/>
-          </w:rPr>
-          <w:rPr>
-            <w:color w:val="0000EE"/>
-            <w:u w:val="single"/>
-          </w:rPr>
-          <w:t>二章19節</w:t>
-        </w:r>
-      </w:hyperlink>
+      <w:r>
+        <w:rPr>
+          <w:lang w:val="zh_TW" w:bidi="zh_TW"/>
+        </w:rPr>
+        <w:t>二章19節</w:t>
+      </w:r>
       <w:r>
         <w:rPr>
           <w:lang w:val="zh_TW" w:bidi="zh_TW"/>
@@ -28554,18 +28512,12 @@
         </w:rPr>
         <w:t>看看在</w:t>
       </w:r>
-      <w:hyperlink r:id="rId18">
-        <w:r>
-          <w:rPr>
-            <w:lang w:val="zh_TW" w:bidi="zh_TW"/>
-          </w:rPr>
-          <w:rPr>
-            <w:color w:val="0000EE"/>
-            <w:u w:val="single"/>
-          </w:rPr>
-          <w:t>三章4節</w:t>
-        </w:r>
-      </w:hyperlink>
+      <w:r>
+        <w:rPr>
+          <w:lang w:val="zh_TW" w:bidi="zh_TW"/>
+        </w:rPr>
+        <w:t>三章4節</w:t>
+      </w:r>
       <w:r>
         <w:rPr>
           <w:lang w:val="zh_TW" w:bidi="zh_TW"/>
@@ -30483,18 +30435,12 @@
         </w:rPr>
         <w:t>看看在</w:t>
       </w:r>
-      <w:hyperlink r:id="rId19">
-        <w:r>
-          <w:rPr>
-            <w:lang w:val="zh_TW" w:bidi="zh_TW"/>
-          </w:rPr>
-          <w:rPr>
-            <w:color w:val="0000EE"/>
-            <w:u w:val="single"/>
-          </w:rPr>
-          <w:t>三章2節</w:t>
-        </w:r>
-      </w:hyperlink>
+      <w:r>
+        <w:rPr>
+          <w:lang w:val="zh_TW" w:bidi="zh_TW"/>
+        </w:rPr>
+        <w:t>三章2節</w:t>
+      </w:r>
       <w:r>
         <w:rPr>
           <w:lang w:val="zh_TW" w:bidi="zh_TW"/>
@@ -31085,18 +31031,12 @@
         </w:rPr>
         <w:t>譯註：有些譯本對這一節的翻譯為「伸出……來踐踏吧」）這些命令在此處是複數形式，因此請在翻譯中使用複數形式，如果在你的語言中有這種區分。這些命令似乎是在對</w:t>
       </w:r>
-      <w:hyperlink r:id="rId20">
-        <w:r>
-          <w:rPr>
-            <w:lang w:val="zh_TW" w:bidi="zh_TW"/>
-          </w:rPr>
-          <w:rPr>
-            <w:color w:val="0000EE"/>
-            <w:u w:val="single"/>
-          </w:rPr>
-          <w:t>三章11節</w:t>
-        </w:r>
-      </w:hyperlink>
+      <w:r>
+        <w:rPr>
+          <w:lang w:val="zh_TW" w:bidi="zh_TW"/>
+        </w:rPr>
+        <w:t>三章11節</w:t>
+      </w:r>
       <w:r>
         <w:rPr>
           <w:lang w:val="zh_TW" w:bidi="zh_TW"/>
@@ -31758,18 +31698,12 @@
         </w:rPr>
         <w:t>這些片語與</w:t>
       </w:r>
-      <w:hyperlink r:id="rId21">
-        <w:r>
-          <w:rPr>
-            <w:lang w:val="zh_TW" w:bidi="zh_TW"/>
-          </w:rPr>
-          <w:rPr>
-            <w:color w:val="0000EE"/>
-            <w:u w:val="single"/>
-          </w:rPr>
-          <w:t>二章10</w:t>
-        </w:r>
-      </w:hyperlink>
+      <w:r>
+        <w:rPr>
+          <w:lang w:val="zh_TW" w:bidi="zh_TW"/>
+        </w:rPr>
+        <w:t>二章10</w:t>
+      </w:r>
       <w:r>
         <w:rPr>
           <w:lang w:val="zh_TW" w:bidi="zh_TW"/>
@@ -31873,18 +31807,12 @@
         </w:rPr>
         <w:t>看看在</w:t>
       </w:r>
-      <w:hyperlink r:id="rId21">
-        <w:r>
-          <w:rPr>
-            <w:lang w:val="zh_TW" w:bidi="zh_TW"/>
-          </w:rPr>
-          <w:rPr>
-            <w:color w:val="0000EE"/>
-            <w:u w:val="single"/>
-          </w:rPr>
-          <w:t>二章10</w:t>
-        </w:r>
-      </w:hyperlink>
+      <w:r>
+        <w:rPr>
+          <w:lang w:val="zh_TW" w:bidi="zh_TW"/>
+        </w:rPr>
+        <w:t>二章10</w:t>
+      </w:r>
       <w:r>
         <w:rPr>
           <w:lang w:val="zh_TW" w:bidi="zh_TW"/>
@@ -32408,18 +32336,12 @@
         </w:rPr>
         <w:t>看看你如何翻譯</w:t>
       </w:r>
-      <w:hyperlink r:id="rId16">
-        <w:r>
-          <w:rPr>
-            <w:lang w:val="zh_TW" w:bidi="zh_TW"/>
-          </w:rPr>
-          <w:rPr>
-            <w:color w:val="0000EE"/>
-            <w:u w:val="single"/>
-          </w:rPr>
-          <w:t>二章23</w:t>
-        </w:r>
-      </w:hyperlink>
+      <w:r>
+        <w:rPr>
+          <w:lang w:val="zh_TW" w:bidi="zh_TW"/>
+        </w:rPr>
+        <w:t>二章23</w:t>
+      </w:r>
       <w:r>
         <w:rPr>
           <w:lang w:val="zh_TW" w:bidi="zh_TW"/>
@@ -33377,18 +33299,12 @@
         </w:rPr>
         <w:t>看看在</w:t>
       </w:r>
-      <w:hyperlink r:id="rId22">
-        <w:r>
-          <w:rPr>
-            <w:lang w:val="zh_TW" w:bidi="zh_TW"/>
-          </w:rPr>
-          <w:rPr>
-            <w:color w:val="0000EE"/>
-            <w:u w:val="single"/>
-          </w:rPr>
-          <w:t>一章9</w:t>
-        </w:r>
-      </w:hyperlink>
+      <w:r>
+        <w:rPr>
+          <w:lang w:val="zh_TW" w:bidi="zh_TW"/>
+        </w:rPr>
+        <w:t>一章9</w:t>
+      </w:r>
       <w:r>
         <w:rPr>
           <w:lang w:val="zh_TW" w:bidi="zh_TW"/>
@@ -34353,18 +34269,12 @@
         </w:rPr>
         <w:t>就像在</w:t>
       </w:r>
-      <w:hyperlink r:id="rId23">
-        <w:r>
-          <w:rPr>
-            <w:lang w:val="zh_TW" w:bidi="zh_TW"/>
-          </w:rPr>
-          <w:rPr>
-            <w:color w:val="0000EE"/>
-            <w:u w:val="single"/>
-          </w:rPr>
-          <w:t>二章2節</w:t>
-        </w:r>
-      </w:hyperlink>
+      <w:r>
+        <w:rPr>
+          <w:lang w:val="zh_TW" w:bidi="zh_TW"/>
+        </w:rPr>
+        <w:t>二章2節</w:t>
+      </w:r>
       <w:r>
         <w:rPr>
           <w:lang w:val="zh_TW" w:bidi="zh_TW"/>
